--- a/R1 Template-Surat-Usulan-Jurnal-Baru.docx
+++ b/R1 Template-Surat-Usulan-Jurnal-Baru.docx
@@ -205,7 +205,7 @@
               <w:spacing w:line="276" w:lineRule="auto"/>
             </w:pPr>
             <w:r>
-              <w:t>1 (satu) berkas formulir lampiran</w:t>
+              <w:t>1 (satu) berkas</w:t>
             </w:r>
           </w:p>
         </w:tc>
@@ -332,14 +332,6 @@
       <w:tblPr>
         <w:tblStyle w:val="TableGrid"/>
         <w:tblW w:w="8500" w:type="dxa"/>
-        <w:tblBorders>
-          <w:top w:val="none" w:sz="0" w:space="0" w:color="auto"/>
-          <w:left w:val="none" w:sz="0" w:space="0" w:color="auto"/>
-          <w:bottom w:val="none" w:sz="0" w:space="0" w:color="auto"/>
-          <w:right w:val="none" w:sz="0" w:space="0" w:color="auto"/>
-          <w:insideH w:val="none" w:sz="0" w:space="0" w:color="auto"/>
-          <w:insideV w:val="none" w:sz="0" w:space="0" w:color="auto"/>
-        </w:tblBorders>
         <w:tblLook w:val="0000" w:firstRow="0" w:lastRow="0" w:firstColumn="0" w:lastColumn="0" w:noHBand="0" w:noVBand="0"/>
       </w:tblPr>
       <w:tblGrid>
@@ -353,7 +345,7 @@
           </w:tcPr>
           <w:p>
             <w:pPr>
-              <w:spacing w:line="276" w:lineRule="auto"/>
+              <w:spacing w:line="360" w:lineRule="auto"/>
             </w:pPr>
             <w:r>
               <w:rPr>
@@ -370,7 +362,7 @@
           </w:tcPr>
           <w:p>
             <w:pPr>
-              <w:spacing w:line="276" w:lineRule="auto"/>
+              <w:spacing w:line="360" w:lineRule="auto"/>
             </w:pPr>
             <w:r>
               <w:t>………………………………………………………………………</w:t>
@@ -385,7 +377,7 @@
           </w:tcPr>
           <w:p>
             <w:pPr>
-              <w:spacing w:line="276" w:lineRule="auto"/>
+              <w:spacing w:line="360" w:lineRule="auto"/>
             </w:pPr>
             <w:r>
               <w:rPr>
@@ -402,7 +394,7 @@
           </w:tcPr>
           <w:p>
             <w:pPr>
-              <w:spacing w:line="276" w:lineRule="auto"/>
+              <w:spacing w:line="360" w:lineRule="auto"/>
             </w:pPr>
             <w:r>
               <w:t>………………………………………………………………………</w:t>
@@ -417,7 +409,7 @@
           </w:tcPr>
           <w:p>
             <w:pPr>
-              <w:spacing w:line="276" w:lineRule="auto"/>
+              <w:spacing w:line="360" w:lineRule="auto"/>
             </w:pPr>
             <w:r>
               <w:rPr>
@@ -448,7 +440,7 @@
           </w:tcPr>
           <w:p>
             <w:pPr>
-              <w:spacing w:line="276" w:lineRule="auto"/>
+              <w:spacing w:line="360" w:lineRule="auto"/>
             </w:pPr>
             <w:r>
               <w:t>……… kali per tahun</w:t>
@@ -463,7 +455,7 @@
           </w:tcPr>
           <w:p>
             <w:pPr>
-              <w:spacing w:line="276" w:lineRule="auto"/>
+              <w:spacing w:line="360" w:lineRule="auto"/>
             </w:pPr>
             <w:r>
               <w:rPr>
@@ -480,7 +472,7 @@
           </w:tcPr>
           <w:p>
             <w:pPr>
-              <w:spacing w:line="276" w:lineRule="auto"/>
+              <w:spacing w:line="360" w:lineRule="auto"/>
             </w:pPr>
             <w:r>
               <w:t>………………………………………………………………………</w:t>
@@ -495,7 +487,7 @@
           </w:tcPr>
           <w:p>
             <w:pPr>
-              <w:spacing w:line="276" w:lineRule="auto"/>
+              <w:spacing w:line="360" w:lineRule="auto"/>
             </w:pPr>
             <w:r>
               <w:rPr>
@@ -512,7 +504,7 @@
           </w:tcPr>
           <w:p>
             <w:pPr>
-              <w:spacing w:line="276" w:lineRule="auto"/>
+              <w:spacing w:line="360" w:lineRule="auto"/>
             </w:pPr>
             <w:r>
               <w:t>nama prodi/nama fakultas/nama pusat</w:t>
@@ -644,12 +636,6 @@
     </w:p>
     <w:p>
       <w:pPr>
-        <w:spacing w:after="200"/>
-      </w:pPr>
-    </w:p>
-    <w:p>
-      <w:pPr>
-        <w:spacing w:after="60"/>
         <w:rPr>
           <w:sz w:val="20"/>
           <w:szCs w:val="20"/>
@@ -690,7 +676,6 @@
           <w:ilvl w:val="0"/>
           <w:numId w:val="2"/>
         </w:numPr>
-        <w:spacing w:after="40"/>
         <w:rPr>
           <w:sz w:val="20"/>
           <w:szCs w:val="20"/>
@@ -711,7 +696,6 @@
           <w:ilvl w:val="0"/>
           <w:numId w:val="2"/>
         </w:numPr>
-        <w:spacing w:after="40"/>
         <w:rPr>
           <w:sz w:val="20"/>
           <w:szCs w:val="20"/>
